--- a/resources/templates/template_004_团组织推优入党审核表.docx
+++ b/resources/templates/template_004_团组织推优入党审核表.docx
@@ -29,15 +29,19 @@
     <w:p>
       <w:pPr>
         <w:widowControl w:val="0"/>
+        <w:tabs>
+          <w:tab w:val="right" w:pos="8820"/>
+        </w:tabs>
         <w:spacing w:before="240" w:after="60" w:line="400" w:lineRule="exact"/>
         <w:ind w:firstLine="0"/>
         <w:jc w:val="both"/>
         <w:outlineLvl w:val="0"/>
         <w:rPr>
-          <w:rFonts w:ascii="方正楷体简体" w:hAnsi="黑体" w:eastAsia="方正楷体简体" w:cs="Times New Roman"/>
+          <w:rFonts w:hint="eastAsia" w:ascii="方正楷体简体" w:hAnsi="黑体" w:eastAsia="方正楷体简体" w:cs="Times New Roman"/>
           <w:bCs/>
           <w:sz w:val="24"/>
           <w:szCs w:val="24"/>
+          <w:lang w:val="en-US" w:eastAsia="zh-CN"/>
         </w:rPr>
       </w:pPr>
       <w:r>
@@ -67,7 +71,7 @@
           <w:sz w:val="24"/>
           <w:szCs w:val="24"/>
         </w:rPr>
-        <w:t xml:space="preserve">           </w:t>
+        <w:t xml:space="preserve">   </w:t>
       </w:r>
       <w:r>
         <w:rPr>
@@ -77,7 +81,7 @@
           <w:szCs w:val="24"/>
           <w:lang w:val="en-US" w:eastAsia="zh-CN"/>
         </w:rPr>
-        <w:t xml:space="preserve">                </w:t>
+        <w:tab/>
       </w:r>
       <w:r>
         <w:rPr>
@@ -86,7 +90,7 @@
           <w:sz w:val="24"/>
           <w:szCs w:val="24"/>
         </w:rPr>
-        <w:t xml:space="preserve">  团员编号：</w:t>
+        <w:t>团员编号：</w:t>
       </w:r>
       <w:r>
         <w:rPr>
@@ -941,7 +945,7 @@
                 <w:szCs w:val="21"/>
                 <w:u w:val="single"/>
               </w:rPr>
-              <w:t>“推优”大会情况-</w:t>
+              <w:t>“推优”大会情况</w:t>
             </w:r>
             <w:r>
               <w:rPr>
@@ -951,7 +955,7 @@
                 <w:u w:val="single"/>
                 <w:lang w:val="en-US" w:eastAsia="zh-CN"/>
               </w:rPr>
-              <w:t>日期}}</w:t>
+              <w:t>_日期}}</w:t>
             </w:r>
             <w:r>
               <w:rPr>
@@ -963,12 +967,21 @@
             </w:r>
             <w:r>
               <w:rPr>
-                <w:rFonts w:ascii="方正仿宋简体" w:hAnsi="宋体" w:cs="Times New Roman"/>
+                <w:rFonts w:hint="eastAsia" w:ascii="方正仿宋简体" w:hAnsi="宋体" w:cs="Times New Roman"/>
                 <w:sz w:val="21"/>
                 <w:szCs w:val="21"/>
                 <w:u w:val="single"/>
-              </w:rPr>
-              <w:t xml:space="preserve"> </w:t>
+                <w:lang w:val="en-US" w:eastAsia="zh-CN"/>
+              </w:rPr>
+              <w:t>{{“推优”大会情况_地点}}</w:t>
+            </w:r>
+            <w:r>
+              <w:rPr>
+                <w:rFonts w:ascii="方正仿宋简体" w:hAnsi="宋体" w:cs="Times New Roman"/>
+                <w:sz w:val="21"/>
+                <w:szCs w:val="21"/>
+              </w:rPr>
+              <w:t>召开“推优”大会，应到有表决权的团员</w:t>
             </w:r>
             <w:r>
               <w:rPr>
@@ -978,124 +991,43 @@
                 <w:u w:val="single"/>
                 <w:lang w:val="en-US" w:eastAsia="zh-CN"/>
               </w:rPr>
-              <w:t>{{“推优”大会情况-地点}}</w:t>
-            </w:r>
-            <w:r>
-              <w:rPr>
-                <w:rFonts w:ascii="方正仿宋简体" w:hAnsi="宋体" w:cs="Times New Roman"/>
+              <w:t>{{“推优”大会情况_应到会人数}}</w:t>
+            </w:r>
+            <w:r>
+              <w:rPr>
+                <w:rFonts w:ascii="方正仿宋简体" w:hAnsi="宋体" w:cs="Times New Roman"/>
+                <w:sz w:val="21"/>
+                <w:szCs w:val="21"/>
+              </w:rPr>
+              <w:t>名，实到</w:t>
+            </w:r>
+            <w:r>
+              <w:rPr>
+                <w:rFonts w:hint="eastAsia" w:ascii="方正仿宋简体" w:hAnsi="宋体" w:cs="Times New Roman"/>
                 <w:sz w:val="21"/>
                 <w:szCs w:val="21"/>
                 <w:u w:val="single"/>
-              </w:rPr>
-              <w:t xml:space="preserve"> </w:t>
-            </w:r>
-            <w:r>
-              <w:rPr>
-                <w:rFonts w:ascii="方正仿宋简体" w:hAnsi="宋体" w:cs="Times New Roman"/>
-                <w:sz w:val="21"/>
-                <w:szCs w:val="21"/>
-              </w:rPr>
-              <w:t>召开“推优”大会，应到有表决权的团员</w:t>
-            </w:r>
-            <w:r>
-              <w:rPr>
-                <w:rFonts w:ascii="方正仿宋简体" w:hAnsi="宋体" w:cs="Times New Roman"/>
+                <w:lang w:val="en-US" w:eastAsia="zh-CN"/>
+              </w:rPr>
+              <w:t>{{“推优”大会情况_实到会人数}}</w:t>
+            </w:r>
+            <w:r>
+              <w:rPr>
+                <w:rFonts w:ascii="方正仿宋简体" w:hAnsi="宋体" w:cs="Times New Roman"/>
+                <w:sz w:val="21"/>
+                <w:szCs w:val="21"/>
+              </w:rPr>
+              <w:t>名，同意推荐</w:t>
+            </w:r>
+            <w:r>
+              <w:rPr>
+                <w:rFonts w:hint="eastAsia" w:ascii="方正仿宋简体" w:hAnsi="宋体" w:cs="Times New Roman"/>
                 <w:sz w:val="21"/>
                 <w:szCs w:val="21"/>
                 <w:u w:val="single"/>
-              </w:rPr>
-              <w:t xml:space="preserve"> </w:t>
-            </w:r>
-            <w:r>
-              <w:rPr>
-                <w:rFonts w:hint="eastAsia" w:ascii="方正仿宋简体" w:hAnsi="宋体" w:cs="Times New Roman"/>
-                <w:sz w:val="21"/>
-                <w:szCs w:val="21"/>
-                <w:u w:val="single"/>
-                <w:lang w:val="en-US" w:eastAsia="zh-CN"/>
-              </w:rPr>
-              <w:t>{{“推优”大会情况-应到会人数}}</w:t>
-            </w:r>
-            <w:r>
-              <w:rPr>
-                <w:rFonts w:ascii="方正仿宋简体" w:hAnsi="宋体" w:cs="Times New Roman"/>
-                <w:sz w:val="21"/>
-                <w:szCs w:val="21"/>
-                <w:u w:val="single"/>
-              </w:rPr>
-              <w:t xml:space="preserve"> </w:t>
-            </w:r>
-            <w:r>
-              <w:rPr>
-                <w:rFonts w:ascii="方正仿宋简体" w:hAnsi="宋体" w:cs="Times New Roman"/>
-                <w:sz w:val="21"/>
-                <w:szCs w:val="21"/>
-              </w:rPr>
-              <w:t>名，实到</w:t>
-            </w:r>
-            <w:r>
-              <w:rPr>
-                <w:rFonts w:ascii="方正仿宋简体" w:hAnsi="宋体" w:cs="Times New Roman"/>
-                <w:sz w:val="21"/>
-                <w:szCs w:val="21"/>
-                <w:u w:val="single"/>
-              </w:rPr>
-              <w:t xml:space="preserve"> </w:t>
-            </w:r>
-            <w:r>
-              <w:rPr>
-                <w:rFonts w:hint="eastAsia" w:ascii="方正仿宋简体" w:hAnsi="宋体" w:cs="Times New Roman"/>
-                <w:sz w:val="21"/>
-                <w:szCs w:val="21"/>
-                <w:u w:val="single"/>
-                <w:lang w:val="en-US" w:eastAsia="zh-CN"/>
-              </w:rPr>
-              <w:t>{{“推优”大会情况-实到会人数}}</w:t>
-            </w:r>
-            <w:r>
-              <w:rPr>
-                <w:rFonts w:ascii="方正仿宋简体" w:hAnsi="宋体" w:cs="Times New Roman"/>
-                <w:sz w:val="21"/>
-                <w:szCs w:val="21"/>
-                <w:u w:val="single"/>
-              </w:rPr>
-              <w:t xml:space="preserve"> </w:t>
-            </w:r>
-            <w:r>
-              <w:rPr>
-                <w:rFonts w:ascii="方正仿宋简体" w:hAnsi="宋体" w:cs="Times New Roman"/>
-                <w:sz w:val="21"/>
-                <w:szCs w:val="21"/>
-              </w:rPr>
-              <w:t>名，同意推荐</w:t>
-            </w:r>
-            <w:r>
-              <w:rPr>
-                <w:rFonts w:ascii="方正仿宋简体" w:hAnsi="宋体" w:cs="Times New Roman"/>
-                <w:sz w:val="21"/>
-                <w:szCs w:val="21"/>
-                <w:u w:val="single"/>
-              </w:rPr>
-              <w:t xml:space="preserve"> </w:t>
-            </w:r>
-            <w:r>
-              <w:rPr>
-                <w:rFonts w:hint="eastAsia" w:ascii="方正仿宋简体" w:hAnsi="宋体" w:cs="Times New Roman"/>
-                <w:sz w:val="21"/>
-                <w:szCs w:val="21"/>
-                <w:u w:val="single"/>
-                <w:lang w:val="en-US" w:eastAsia="zh-CN"/>
-              </w:rPr>
-              <w:t>{{推优”大会情况-同意推荐的人数}}</w:t>
-            </w:r>
-            <w:r>
-              <w:rPr>
-                <w:rFonts w:ascii="方正仿宋简体" w:hAnsi="宋体" w:cs="Times New Roman"/>
-                <w:sz w:val="21"/>
-                <w:szCs w:val="21"/>
-                <w:u w:val="single"/>
-              </w:rPr>
-              <w:t xml:space="preserve"> </w:t>
+                <w:lang w:val="en-US" w:eastAsia="zh-CN"/>
+              </w:rPr>
+              <w:t>{{推优”大会情况_同意推荐的人数}}</w:t>
             </w:r>
             <w:r>
               <w:rPr>
@@ -1127,7 +1059,7 @@
         </w:tblPrEx>
         <w:trPr>
           <w:cantSplit/>
-          <w:trHeight w:val="2116" w:hRule="exact"/>
+          <w:trHeight w:val="2115" w:hRule="exact"/>
           <w:jc w:val="center"/>
         </w:trPr>
         <w:tc>
@@ -1182,27 +1114,27 @@
           <w:tcPr>
             <w:tcW w:w="8341" w:type="dxa"/>
             <w:gridSpan w:val="6"/>
-          </w:tcPr>
-          <w:p>
-            <w:pPr>
-              <w:widowControl w:val="0"/>
-              <w:spacing w:line="400" w:lineRule="exact"/>
-              <w:ind w:firstLine="0"/>
+            <w:vAlign w:val="center"/>
+          </w:tcPr>
+          <w:p>
+            <w:pPr>
+              <w:keepNext w:val="0"/>
+              <w:keepLines w:val="0"/>
+              <w:pageBreakBefore w:val="0"/>
+              <w:widowControl w:val="0"/>
+              <w:kinsoku/>
+              <w:wordWrap/>
+              <w:overflowPunct/>
+              <w:topLinePunct w:val="0"/>
+              <w:autoSpaceDE/>
+              <w:autoSpaceDN/>
+              <w:bidi w:val="0"/>
+              <w:adjustRightInd/>
+              <w:snapToGrid/>
+              <w:spacing w:line="400" w:lineRule="exact"/>
+              <w:ind w:firstLine="560" w:firstLineChars="200"/>
               <w:jc w:val="both"/>
-              <w:rPr>
-                <w:rFonts w:hint="eastAsia" w:ascii="方正仿宋简体" w:hAnsi="宋体" w:cs="Times New Roman"/>
-                <w:sz w:val="28"/>
-                <w:szCs w:val="28"/>
-                <w:lang w:val="en-US" w:eastAsia="zh-CN"/>
-              </w:rPr>
-            </w:pPr>
-          </w:p>
-          <w:p>
-            <w:pPr>
-              <w:widowControl w:val="0"/>
-              <w:spacing w:line="400" w:lineRule="exact"/>
-              <w:ind w:firstLine="0"/>
-              <w:jc w:val="both"/>
+              <w:textAlignment w:val="auto"/>
               <w:rPr>
                 <w:rFonts w:ascii="方正仿宋简体" w:hAnsi="宋体" w:cs="Times New Roman"/>
                 <w:sz w:val="28"/>
@@ -1332,89 +1264,133 @@
           </w:tcPr>
           <w:p>
             <w:pPr>
+              <w:keepNext w:val="0"/>
+              <w:keepLines w:val="0"/>
+              <w:pageBreakBefore w:val="0"/>
+              <w:widowControl w:val="0"/>
+              <w:kinsoku/>
+              <w:wordWrap/>
+              <w:overflowPunct/>
+              <w:topLinePunct w:val="0"/>
+              <w:autoSpaceDE/>
+              <w:autoSpaceDN/>
+              <w:bidi w:val="0"/>
+              <w:adjustRightInd/>
+              <w:snapToGrid/>
+              <w:spacing w:line="400" w:lineRule="exact"/>
+              <w:ind w:right="0" w:rightChars="0" w:firstLine="400" w:firstLineChars="200"/>
+              <w:jc w:val="left"/>
+              <w:textAlignment w:val="auto"/>
+              <w:rPr>
+                <w:rFonts w:hint="eastAsia" w:ascii="方正仿宋简体" w:hAnsi="宋体" w:cs="Times New Roman"/>
+                <w:sz w:val="20"/>
+                <w:szCs w:val="21"/>
+                <w:lang w:val="en-US" w:eastAsia="zh-CN"/>
+              </w:rPr>
+            </w:pPr>
+            <w:r>
+              <w:rPr>
+                <w:rFonts w:hint="eastAsia" w:ascii="方正仿宋简体" w:hAnsi="宋体" w:cs="Times New Roman"/>
+                <w:sz w:val="20"/>
+                <w:szCs w:val="21"/>
+                <w:lang w:val="en-US" w:eastAsia="zh-CN"/>
+              </w:rPr>
+              <w:t>{{团支部意见_意见内容}}</w:t>
+            </w:r>
+          </w:p>
+          <w:p>
+            <w:pPr>
+              <w:keepNext w:val="0"/>
+              <w:keepLines w:val="0"/>
+              <w:pageBreakBefore w:val="0"/>
+              <w:widowControl w:val="0"/>
+              <w:kinsoku/>
+              <w:wordWrap/>
+              <w:overflowPunct/>
+              <w:topLinePunct w:val="0"/>
+              <w:autoSpaceDE/>
+              <w:autoSpaceDN/>
+              <w:bidi w:val="0"/>
+              <w:adjustRightInd/>
+              <w:snapToGrid/>
+              <w:spacing w:line="400" w:lineRule="exact"/>
+              <w:ind w:right="0" w:rightChars="0" w:firstLine="400" w:firstLineChars="200"/>
+              <w:jc w:val="left"/>
+              <w:textAlignment w:val="auto"/>
+              <w:rPr>
+                <w:rFonts w:hint="eastAsia" w:ascii="方正仿宋简体" w:hAnsi="宋体" w:cs="Times New Roman"/>
+                <w:sz w:val="20"/>
+                <w:szCs w:val="21"/>
+                <w:lang w:val="en-US" w:eastAsia="zh-CN"/>
+              </w:rPr>
+            </w:pPr>
+          </w:p>
+          <w:p>
+            <w:pPr>
               <w:widowControl w:val="0"/>
               <w:spacing w:line="400" w:lineRule="exact"/>
               <w:ind w:right="730" w:rightChars="228" w:firstLine="0"/>
-              <w:jc w:val="left"/>
+              <w:jc w:val="right"/>
               <w:rPr>
                 <w:rFonts w:hint="default" w:ascii="方正仿宋简体" w:hAnsi="宋体" w:eastAsia="方正仿宋简体" w:cs="Times New Roman"/>
-                <w:sz w:val="20"/>
-                <w:szCs w:val="21"/>
-                <w:lang w:val="en-US" w:eastAsia="zh-CN"/>
-              </w:rPr>
-            </w:pPr>
-            <w:r>
-              <w:rPr>
-                <w:rFonts w:hint="eastAsia" w:ascii="方正仿宋简体" w:hAnsi="宋体" w:cs="Times New Roman"/>
-                <w:sz w:val="20"/>
-                <w:szCs w:val="21"/>
-                <w:lang w:val="en-US" w:eastAsia="zh-CN"/>
-              </w:rPr>
-              <w:t>{{团支部意见-意见内容}}</w:t>
+                <w:sz w:val="21"/>
+                <w:szCs w:val="21"/>
+                <w:lang w:val="en-US" w:eastAsia="zh-CN"/>
+              </w:rPr>
+            </w:pPr>
+            <w:r>
+              <w:rPr>
+                <w:rFonts w:ascii="方正仿宋简体" w:hAnsi="宋体" w:cs="Times New Roman"/>
+                <w:sz w:val="21"/>
+                <w:szCs w:val="21"/>
+              </w:rPr>
+              <w:t xml:space="preserve">团支部书记签字             </w:t>
+            </w:r>
+            <w:r>
+              <w:rPr>
+                <w:rFonts w:hint="eastAsia" w:ascii="方正仿宋简体" w:hAnsi="宋体" w:cs="Times New Roman"/>
+                <w:sz w:val="21"/>
+                <w:szCs w:val="21"/>
+                <w:lang w:val="en-US" w:eastAsia="zh-CN"/>
+              </w:rPr>
+              <w:t>{{</w:t>
+            </w:r>
+            <w:r>
+              <w:rPr>
+                <w:rFonts w:hint="eastAsia" w:ascii="方正仿宋简体" w:hAnsi="宋体" w:cs="Times New Roman"/>
+                <w:sz w:val="21"/>
+                <w:szCs w:val="21"/>
+              </w:rPr>
+              <w:t>团支部意见</w:t>
+            </w:r>
+            <w:r>
+              <w:rPr>
+                <w:rFonts w:hint="eastAsia" w:ascii="方正仿宋简体" w:hAnsi="宋体" w:cs="Times New Roman"/>
+                <w:sz w:val="21"/>
+                <w:szCs w:val="21"/>
+                <w:lang w:val="en-US" w:eastAsia="zh-CN"/>
+              </w:rPr>
+              <w:t>_</w:t>
+            </w:r>
+            <w:r>
+              <w:rPr>
+                <w:rFonts w:hint="eastAsia" w:ascii="方正仿宋简体" w:hAnsi="宋体" w:cs="Times New Roman"/>
+                <w:sz w:val="21"/>
+                <w:szCs w:val="21"/>
+              </w:rPr>
+              <w:t>填写时间</w:t>
+            </w:r>
+            <w:r>
+              <w:rPr>
+                <w:rFonts w:hint="eastAsia" w:ascii="方正仿宋简体" w:hAnsi="宋体" w:cs="Times New Roman"/>
+                <w:sz w:val="21"/>
+                <w:szCs w:val="21"/>
+                <w:lang w:val="en-US" w:eastAsia="zh-CN"/>
+              </w:rPr>
+              <w:t>}}</w:t>
             </w:r>
             <w:bookmarkStart w:id="0" w:name="_GoBack"/>
             <w:bookmarkEnd w:id="0"/>
-          </w:p>
-          <w:p>
-            <w:pPr>
-              <w:widowControl w:val="0"/>
-              <w:spacing w:line="400" w:lineRule="exact"/>
-              <w:ind w:right="730" w:rightChars="228" w:firstLine="0"/>
-              <w:jc w:val="center"/>
-              <w:rPr>
-                <w:rFonts w:ascii="方正仿宋简体" w:hAnsi="宋体" w:cs="Times New Roman"/>
-                <w:sz w:val="20"/>
-                <w:szCs w:val="21"/>
-              </w:rPr>
-            </w:pPr>
-          </w:p>
-          <w:p>
-            <w:pPr>
-              <w:widowControl w:val="0"/>
-              <w:spacing w:line="400" w:lineRule="exact"/>
-              <w:ind w:right="730" w:rightChars="228" w:firstLine="0"/>
-              <w:jc w:val="right"/>
-              <w:rPr>
-                <w:rFonts w:hint="default" w:ascii="方正仿宋简体" w:hAnsi="宋体" w:eastAsia="方正仿宋简体" w:cs="Times New Roman"/>
-                <w:sz w:val="21"/>
-                <w:szCs w:val="21"/>
-                <w:lang w:val="en-US" w:eastAsia="zh-CN"/>
-              </w:rPr>
-            </w:pPr>
-            <w:r>
-              <w:rPr>
-                <w:rFonts w:ascii="方正仿宋简体" w:hAnsi="宋体" w:cs="Times New Roman"/>
-                <w:sz w:val="21"/>
-                <w:szCs w:val="21"/>
-              </w:rPr>
-              <w:t xml:space="preserve">团支部书记签字             </w:t>
-            </w:r>
-            <w:r>
-              <w:rPr>
-                <w:rFonts w:hint="eastAsia" w:ascii="方正仿宋简体" w:hAnsi="宋体" w:cs="Times New Roman"/>
-                <w:sz w:val="21"/>
-                <w:szCs w:val="21"/>
-                <w:lang w:val="en-US" w:eastAsia="zh-CN"/>
-              </w:rPr>
-              <w:t>{{</w:t>
-            </w:r>
-            <w:r>
-              <w:rPr>
-                <w:rFonts w:hint="eastAsia" w:ascii="方正仿宋简体" w:hAnsi="宋体" w:cs="Times New Roman"/>
-                <w:sz w:val="21"/>
-                <w:szCs w:val="21"/>
-              </w:rPr>
-              <w:t>团支部意见-填写时间</w:t>
-            </w:r>
-            <w:r>
-              <w:rPr>
-                <w:rFonts w:hint="eastAsia" w:ascii="方正仿宋简体" w:hAnsi="宋体" w:cs="Times New Roman"/>
-                <w:sz w:val="21"/>
-                <w:szCs w:val="21"/>
-                <w:lang w:val="en-US" w:eastAsia="zh-CN"/>
-              </w:rPr>
-              <w:t>}}</w:t>
-            </w:r>
           </w:p>
         </w:tc>
       </w:tr>
@@ -1514,7 +1490,7 @@
                 <w:szCs w:val="21"/>
                 <w:lang w:val="en-US" w:eastAsia="zh-CN"/>
               </w:rPr>
-              <w:t>{{上级团组织意见-意见内容}}</w:t>
+              <w:t>{{上级团组织意见_意见内容}}</w:t>
             </w:r>
           </w:p>
           <w:p>
@@ -1558,7 +1534,7 @@
                 <w:szCs w:val="21"/>
                 <w:lang w:val="en-US" w:eastAsia="zh-CN"/>
               </w:rPr>
-              <w:t>{{上级团组织意见-填写日期}}</w:t>
+              <w:t>{{上级团组织意见_填写日期}}</w:t>
             </w:r>
           </w:p>
         </w:tc>
@@ -1662,7 +1638,7 @@
                 <w:szCs w:val="21"/>
                 <w:lang w:val="en-US" w:eastAsia="zh-CN"/>
               </w:rPr>
-              <w:t>{{党组织意见-意见内容}}</w:t>
+              <w:t>{{党组织意见_意见内容}}</w:t>
             </w:r>
           </w:p>
           <w:p>
@@ -1727,7 +1703,7 @@
                 <w:szCs w:val="21"/>
                 <w:lang w:val="en-US" w:eastAsia="zh-CN"/>
               </w:rPr>
-              <w:t>{{党组织意见-填写日期}}</w:t>
+              <w:t>{{党组织意见_填写日期}}</w:t>
             </w:r>
           </w:p>
         </w:tc>
@@ -1936,7 +1912,7 @@
     <w:lsdException w:unhideWhenUsed="0" w:uiPriority="0" w:semiHidden="0" w:name="HTML Sample"/>
     <w:lsdException w:unhideWhenUsed="0" w:uiPriority="0" w:semiHidden="0" w:name="HTML Typewriter"/>
     <w:lsdException w:unhideWhenUsed="0" w:uiPriority="0" w:semiHidden="0" w:name="HTML Variable"/>
-    <w:lsdException w:unhideWhenUsed="0" w:uiPriority="0" w:name="Normal Table"/>
+    <w:lsdException w:qFormat="1" w:unhideWhenUsed="0" w:uiPriority="0" w:name="Normal Table"/>
     <w:lsdException w:unhideWhenUsed="0" w:uiPriority="0" w:semiHidden="0" w:name="annotation subject"/>
     <w:lsdException w:unhideWhenUsed="0" w:uiPriority="0" w:semiHidden="0" w:name="Table Simple 1"/>
     <w:lsdException w:unhideWhenUsed="0" w:uiPriority="0" w:semiHidden="0" w:name="Table Simple 2"/>
@@ -2106,6 +2082,7 @@
   <w:style w:type="table" w:default="1" w:styleId="2">
     <w:name w:val="Normal Table"/>
     <w:semiHidden/>
+    <w:qFormat/>
     <w:uiPriority w:val="0"/>
     <w:tblPr>
       <w:tblCellMar>

--- a/resources/templates/template_004_团组织推优入党审核表.docx
+++ b/resources/templates/template_004_团组织推优入党审核表.docx
@@ -643,8 +643,10 @@
                 <w:szCs w:val="24"/>
                 <w:lang w:val="en-US" w:eastAsia="zh-CN"/>
               </w:rPr>
-              <w:t>加入群团组织时间</w:t>
-            </w:r>
+              <w:t>入团时间</w:t>
+            </w:r>
+            <w:bookmarkStart w:id="0" w:name="_GoBack"/>
+            <w:bookmarkEnd w:id="0"/>
             <w:r>
               <w:rPr>
                 <w:rFonts w:hint="eastAsia" w:ascii="方正仿宋简体" w:hAnsi="宋体" w:cs="Times New Roman"/>
@@ -945,7 +947,7 @@
                 <w:szCs w:val="21"/>
                 <w:u w:val="single"/>
               </w:rPr>
-              <w:t>“推优”大会情况</w:t>
+              <w:t>推优大会情况</w:t>
             </w:r>
             <w:r>
               <w:rPr>
@@ -973,7 +975,7 @@
                 <w:u w:val="single"/>
                 <w:lang w:val="en-US" w:eastAsia="zh-CN"/>
               </w:rPr>
-              <w:t>{{“推优”大会情况_地点}}</w:t>
+              <w:t>{{推优大会情况_地点}}</w:t>
             </w:r>
             <w:r>
               <w:rPr>
@@ -991,7 +993,7 @@
                 <w:u w:val="single"/>
                 <w:lang w:val="en-US" w:eastAsia="zh-CN"/>
               </w:rPr>
-              <w:t>{{“推优”大会情况_应到会人数}}</w:t>
+              <w:t>{{推优大会情况_应到会人数}}</w:t>
             </w:r>
             <w:r>
               <w:rPr>
@@ -1009,7 +1011,7 @@
                 <w:u w:val="single"/>
                 <w:lang w:val="en-US" w:eastAsia="zh-CN"/>
               </w:rPr>
-              <w:t>{{“推优”大会情况_实到会人数}}</w:t>
+              <w:t>{{推优大会情况_实到会人数}}</w:t>
             </w:r>
             <w:r>
               <w:rPr>
@@ -1027,7 +1029,7 @@
                 <w:u w:val="single"/>
                 <w:lang w:val="en-US" w:eastAsia="zh-CN"/>
               </w:rPr>
-              <w:t>{{推优”大会情况_同意推荐的人数}}</w:t>
+              <w:t>{{推优大会情况_同意推荐的人数}}</w:t>
             </w:r>
             <w:r>
               <w:rPr>
@@ -1389,8 +1391,6 @@
               </w:rPr>
               <w:t>}}</w:t>
             </w:r>
-            <w:bookmarkStart w:id="0" w:name="_GoBack"/>
-            <w:bookmarkEnd w:id="0"/>
           </w:p>
         </w:tc>
       </w:tr>
@@ -1874,7 +1874,7 @@
     <w:lsdException w:qFormat="1" w:unhideWhenUsed="0" w:uiPriority="0" w:semiHidden="0" w:name="Title"/>
     <w:lsdException w:unhideWhenUsed="0" w:uiPriority="0" w:semiHidden="0" w:name="Closing"/>
     <w:lsdException w:unhideWhenUsed="0" w:uiPriority="0" w:semiHidden="0" w:name="Signature"/>
-    <w:lsdException w:unhideWhenUsed="0" w:uiPriority="0" w:name="Default Paragraph Font"/>
+    <w:lsdException w:qFormat="1" w:unhideWhenUsed="0" w:uiPriority="0" w:name="Default Paragraph Font"/>
     <w:lsdException w:unhideWhenUsed="0" w:uiPriority="0" w:semiHidden="0" w:name="Body Text"/>
     <w:lsdException w:unhideWhenUsed="0" w:uiPriority="0" w:semiHidden="0" w:name="Body Text Indent"/>
     <w:lsdException w:unhideWhenUsed="0" w:uiPriority="0" w:semiHidden="0" w:name="List Continue"/>
@@ -2077,6 +2077,7 @@
   <w:style w:type="character" w:default="1" w:styleId="3">
     <w:name w:val="Default Paragraph Font"/>
     <w:semiHidden/>
+    <w:qFormat/>
     <w:uiPriority w:val="0"/>
   </w:style>
   <w:style w:type="table" w:default="1" w:styleId="2">

--- a/resources/templates/template_004_团组织推优入党审核表.docx
+++ b/resources/templates/template_004_团组织推优入党审核表.docx
@@ -136,14 +136,6 @@
       </w:tblGrid>
       <w:tr>
         <w:tblPrEx>
-          <w:tblBorders>
-            <w:top w:val="single" w:color="auto" w:sz="12" w:space="0"/>
-            <w:left w:val="single" w:color="auto" w:sz="6" w:space="0"/>
-            <w:bottom w:val="single" w:color="auto" w:sz="6" w:space="0"/>
-            <w:right w:val="single" w:color="auto" w:sz="6" w:space="0"/>
-            <w:insideH w:val="single" w:color="auto" w:sz="6" w:space="0"/>
-            <w:insideV w:val="single" w:color="auto" w:sz="6" w:space="0"/>
-          </w:tblBorders>
           <w:tblCellMar>
             <w:top w:w="0" w:type="dxa"/>
             <w:left w:w="108" w:type="dxa"/>
@@ -645,8 +637,6 @@
               </w:rPr>
               <w:t>入团时间</w:t>
             </w:r>
-            <w:bookmarkStart w:id="0" w:name="_GoBack"/>
-            <w:bookmarkEnd w:id="0"/>
             <w:r>
               <w:rPr>
                 <w:rFonts w:hint="eastAsia" w:ascii="方正仿宋简体" w:hAnsi="宋体" w:cs="Times New Roman"/>
@@ -1134,8 +1124,8 @@
               <w:adjustRightInd/>
               <w:snapToGrid/>
               <w:spacing w:line="400" w:lineRule="exact"/>
-              <w:ind w:firstLine="560" w:firstLineChars="200"/>
-              <w:jc w:val="both"/>
+              <w:ind w:firstLine="480" w:firstLineChars="200"/>
+              <w:jc w:val="left"/>
               <w:textAlignment w:val="auto"/>
               <w:rPr>
                 <w:rFonts w:ascii="方正仿宋简体" w:hAnsi="宋体" w:cs="Times New Roman"/>
@@ -1146,8 +1136,8 @@
             <w:r>
               <w:rPr>
                 <w:rFonts w:hint="eastAsia" w:ascii="方正仿宋简体" w:hAnsi="宋体" w:cs="Times New Roman"/>
-                <w:sz w:val="28"/>
-                <w:szCs w:val="28"/>
+                <w:sz w:val="24"/>
+                <w:szCs w:val="24"/>
                 <w:lang w:val="en-US" w:eastAsia="zh-CN"/>
               </w:rPr>
               <w:t>{{</w:t>
@@ -1155,16 +1145,16 @@
             <w:r>
               <w:rPr>
                 <w:rFonts w:hint="eastAsia" w:ascii="方正仿宋简体" w:hAnsi="宋体" w:cs="Times New Roman"/>
-                <w:sz w:val="28"/>
-                <w:szCs w:val="28"/>
+                <w:sz w:val="24"/>
+                <w:szCs w:val="24"/>
               </w:rPr>
               <w:t>被推荐人优缺点</w:t>
             </w:r>
             <w:r>
               <w:rPr>
                 <w:rFonts w:hint="eastAsia" w:ascii="方正仿宋简体" w:hAnsi="宋体" w:cs="Times New Roman"/>
-                <w:sz w:val="28"/>
-                <w:szCs w:val="28"/>
+                <w:sz w:val="24"/>
+                <w:szCs w:val="24"/>
                 <w:lang w:val="en-US" w:eastAsia="zh-CN"/>
               </w:rPr>
               <w:t>}}</w:t>
@@ -1280,21 +1270,21 @@
               <w:adjustRightInd/>
               <w:snapToGrid/>
               <w:spacing w:line="400" w:lineRule="exact"/>
-              <w:ind w:right="0" w:rightChars="0" w:firstLine="400" w:firstLineChars="200"/>
+              <w:ind w:right="0" w:rightChars="0" w:firstLine="480" w:firstLineChars="200"/>
               <w:jc w:val="left"/>
               <w:textAlignment w:val="auto"/>
               <w:rPr>
                 <w:rFonts w:hint="eastAsia" w:ascii="方正仿宋简体" w:hAnsi="宋体" w:cs="Times New Roman"/>
-                <w:sz w:val="20"/>
-                <w:szCs w:val="21"/>
-                <w:lang w:val="en-US" w:eastAsia="zh-CN"/>
-              </w:rPr>
-            </w:pPr>
-            <w:r>
-              <w:rPr>
-                <w:rFonts w:hint="eastAsia" w:ascii="方正仿宋简体" w:hAnsi="宋体" w:cs="Times New Roman"/>
-                <w:sz w:val="20"/>
-                <w:szCs w:val="21"/>
+                <w:sz w:val="24"/>
+                <w:szCs w:val="24"/>
+                <w:lang w:val="en-US" w:eastAsia="zh-CN"/>
+              </w:rPr>
+            </w:pPr>
+            <w:r>
+              <w:rPr>
+                <w:rFonts w:hint="eastAsia" w:ascii="方正仿宋简体" w:hAnsi="宋体" w:cs="Times New Roman"/>
+                <w:sz w:val="24"/>
+                <w:szCs w:val="24"/>
                 <w:lang w:val="en-US" w:eastAsia="zh-CN"/>
               </w:rPr>
               <w:t>{{团支部意见_意见内容}}</w:t>
@@ -1316,22 +1306,22 @@
               <w:adjustRightInd/>
               <w:snapToGrid/>
               <w:spacing w:line="400" w:lineRule="exact"/>
-              <w:ind w:right="0" w:rightChars="0" w:firstLine="400" w:firstLineChars="200"/>
+              <w:ind w:right="0" w:rightChars="0" w:firstLine="480" w:firstLineChars="200"/>
               <w:jc w:val="left"/>
               <w:textAlignment w:val="auto"/>
               <w:rPr>
                 <w:rFonts w:hint="eastAsia" w:ascii="方正仿宋简体" w:hAnsi="宋体" w:cs="Times New Roman"/>
-                <w:sz w:val="20"/>
-                <w:szCs w:val="21"/>
-                <w:lang w:val="en-US" w:eastAsia="zh-CN"/>
-              </w:rPr>
-            </w:pPr>
-          </w:p>
-          <w:p>
-            <w:pPr>
-              <w:widowControl w:val="0"/>
-              <w:spacing w:line="400" w:lineRule="exact"/>
-              <w:ind w:right="730" w:rightChars="228" w:firstLine="0"/>
+                <w:sz w:val="24"/>
+                <w:szCs w:val="24"/>
+                <w:lang w:val="en-US" w:eastAsia="zh-CN"/>
+              </w:rPr>
+            </w:pPr>
+          </w:p>
+          <w:p>
+            <w:pPr>
+              <w:widowControl w:val="0"/>
+              <w:spacing w:line="400" w:lineRule="exact"/>
+              <w:ind w:right="125" w:rightChars="39" w:firstLine="0"/>
               <w:jc w:val="right"/>
               <w:rPr>
                 <w:rFonts w:hint="default" w:ascii="方正仿宋简体" w:hAnsi="宋体" w:eastAsia="方正仿宋简体" w:cs="Times New Roman"/>
@@ -1343,16 +1333,26 @@
             <w:r>
               <w:rPr>
                 <w:rFonts w:ascii="方正仿宋简体" w:hAnsi="宋体" w:cs="Times New Roman"/>
-                <w:sz w:val="21"/>
-                <w:szCs w:val="21"/>
-              </w:rPr>
-              <w:t xml:space="preserve">团支部书记签字             </w:t>
-            </w:r>
-            <w:r>
-              <w:rPr>
-                <w:rFonts w:hint="eastAsia" w:ascii="方正仿宋简体" w:hAnsi="宋体" w:cs="Times New Roman"/>
-                <w:sz w:val="21"/>
-                <w:szCs w:val="21"/>
+                <w:sz w:val="24"/>
+                <w:szCs w:val="24"/>
+              </w:rPr>
+              <w:t>团支部书记签字</w:t>
+            </w:r>
+            <w:bookmarkStart w:id="0" w:name="_GoBack"/>
+            <w:bookmarkEnd w:id="0"/>
+            <w:r>
+              <w:rPr>
+                <w:rFonts w:ascii="方正仿宋简体" w:hAnsi="宋体" w:cs="Times New Roman"/>
+                <w:sz w:val="24"/>
+                <w:szCs w:val="24"/>
+              </w:rPr>
+              <w:t xml:space="preserve">             </w:t>
+            </w:r>
+            <w:r>
+              <w:rPr>
+                <w:rFonts w:hint="eastAsia" w:ascii="方正仿宋简体" w:hAnsi="宋体" w:cs="Times New Roman"/>
+                <w:sz w:val="24"/>
+                <w:szCs w:val="24"/>
                 <w:lang w:val="en-US" w:eastAsia="zh-CN"/>
               </w:rPr>
               <w:t>{{</w:t>
@@ -1360,16 +1360,16 @@
             <w:r>
               <w:rPr>
                 <w:rFonts w:hint="eastAsia" w:ascii="方正仿宋简体" w:hAnsi="宋体" w:cs="Times New Roman"/>
-                <w:sz w:val="21"/>
-                <w:szCs w:val="21"/>
+                <w:sz w:val="24"/>
+                <w:szCs w:val="24"/>
               </w:rPr>
               <w:t>团支部意见</w:t>
             </w:r>
             <w:r>
               <w:rPr>
                 <w:rFonts w:hint="eastAsia" w:ascii="方正仿宋简体" w:hAnsi="宋体" w:cs="Times New Roman"/>
-                <w:sz w:val="21"/>
-                <w:szCs w:val="21"/>
+                <w:sz w:val="24"/>
+                <w:szCs w:val="24"/>
                 <w:lang w:val="en-US" w:eastAsia="zh-CN"/>
               </w:rPr>
               <w:t>_</w:t>
@@ -1377,16 +1377,16 @@
             <w:r>
               <w:rPr>
                 <w:rFonts w:hint="eastAsia" w:ascii="方正仿宋简体" w:hAnsi="宋体" w:cs="Times New Roman"/>
-                <w:sz w:val="21"/>
-                <w:szCs w:val="21"/>
+                <w:sz w:val="24"/>
+                <w:szCs w:val="24"/>
               </w:rPr>
               <w:t>填写时间</w:t>
             </w:r>
             <w:r>
               <w:rPr>
                 <w:rFonts w:hint="eastAsia" w:ascii="方正仿宋简体" w:hAnsi="宋体" w:cs="Times New Roman"/>
-                <w:sz w:val="21"/>
-                <w:szCs w:val="21"/>
+                <w:sz w:val="24"/>
+                <w:szCs w:val="24"/>
                 <w:lang w:val="en-US" w:eastAsia="zh-CN"/>
               </w:rPr>
               <w:t>}}</w:t>
@@ -1472,10 +1472,67 @@
           </w:tcPr>
           <w:p>
             <w:pPr>
-              <w:widowControl w:val="0"/>
-              <w:spacing w:line="400" w:lineRule="exact"/>
-              <w:ind w:right="-131" w:rightChars="-41" w:firstLine="0"/>
-              <w:jc w:val="both"/>
+              <w:keepNext w:val="0"/>
+              <w:keepLines w:val="0"/>
+              <w:pageBreakBefore w:val="0"/>
+              <w:widowControl w:val="0"/>
+              <w:kinsoku/>
+              <w:wordWrap/>
+              <w:overflowPunct/>
+              <w:topLinePunct w:val="0"/>
+              <w:autoSpaceDE/>
+              <w:autoSpaceDN/>
+              <w:bidi w:val="0"/>
+              <w:adjustRightInd/>
+              <w:snapToGrid/>
+              <w:spacing w:line="400" w:lineRule="exact"/>
+              <w:ind w:right="-131" w:rightChars="-41" w:firstLine="480" w:firstLineChars="200"/>
+              <w:jc w:val="left"/>
+              <w:textAlignment w:val="auto"/>
+              <w:rPr>
+                <w:rFonts w:hint="default" w:ascii="方正仿宋简体" w:hAnsi="宋体" w:eastAsia="方正仿宋简体" w:cs="Times New Roman"/>
+                <w:sz w:val="24"/>
+                <w:szCs w:val="24"/>
+                <w:lang w:val="en-US" w:eastAsia="zh-CN"/>
+              </w:rPr>
+            </w:pPr>
+            <w:r>
+              <w:rPr>
+                <w:rFonts w:hint="eastAsia" w:ascii="方正仿宋简体" w:hAnsi="宋体" w:cs="Times New Roman"/>
+                <w:sz w:val="24"/>
+                <w:szCs w:val="24"/>
+                <w:lang w:val="en-US" w:eastAsia="zh-CN"/>
+              </w:rPr>
+              <w:t>{{上级团组织意见_意见内容}}</w:t>
+            </w:r>
+          </w:p>
+          <w:p>
+            <w:pPr>
+              <w:widowControl w:val="0"/>
+              <w:spacing w:line="400" w:lineRule="exact"/>
+              <w:ind w:right="765" w:rightChars="239" w:firstLine="0"/>
+              <w:jc w:val="right"/>
+              <w:rPr>
+                <w:rFonts w:ascii="方正仿宋简体" w:hAnsi="宋体" w:cs="Times New Roman"/>
+                <w:sz w:val="24"/>
+                <w:szCs w:val="24"/>
+              </w:rPr>
+            </w:pPr>
+            <w:r>
+              <w:rPr>
+                <w:rFonts w:ascii="方正仿宋简体" w:hAnsi="宋体" w:cs="Times New Roman"/>
+                <w:sz w:val="24"/>
+                <w:szCs w:val="24"/>
+              </w:rPr>
+              <w:t xml:space="preserve">                                                  （盖章）</w:t>
+            </w:r>
+          </w:p>
+          <w:p>
+            <w:pPr>
+              <w:widowControl w:val="0"/>
+              <w:spacing w:line="400" w:lineRule="exact"/>
+              <w:ind w:right="125" w:rightChars="39"/>
+              <w:jc w:val="right"/>
               <w:rPr>
                 <w:rFonts w:hint="default" w:ascii="方正仿宋简体" w:hAnsi="宋体" w:eastAsia="方正仿宋简体" w:cs="Times New Roman"/>
                 <w:sz w:val="21"/>
@@ -1486,52 +1543,8 @@
             <w:r>
               <w:rPr>
                 <w:rFonts w:hint="eastAsia" w:ascii="方正仿宋简体" w:hAnsi="宋体" w:cs="Times New Roman"/>
-                <w:sz w:val="21"/>
-                <w:szCs w:val="21"/>
-                <w:lang w:val="en-US" w:eastAsia="zh-CN"/>
-              </w:rPr>
-              <w:t>{{上级团组织意见_意见内容}}</w:t>
-            </w:r>
-          </w:p>
-          <w:p>
-            <w:pPr>
-              <w:widowControl w:val="0"/>
-              <w:spacing w:line="400" w:lineRule="exact"/>
-              <w:ind w:right="-131" w:rightChars="-41" w:firstLine="0"/>
-              <w:jc w:val="both"/>
-              <w:rPr>
-                <w:rFonts w:ascii="方正仿宋简体" w:hAnsi="宋体" w:cs="Times New Roman"/>
-                <w:sz w:val="21"/>
-                <w:szCs w:val="21"/>
-              </w:rPr>
-            </w:pPr>
-            <w:r>
-              <w:rPr>
-                <w:rFonts w:ascii="方正仿宋简体" w:hAnsi="宋体" w:cs="Times New Roman"/>
-                <w:sz w:val="21"/>
-                <w:szCs w:val="21"/>
-              </w:rPr>
-              <w:t xml:space="preserve">                                                            （盖章）</w:t>
-            </w:r>
-          </w:p>
-          <w:p>
-            <w:pPr>
-              <w:widowControl w:val="0"/>
-              <w:spacing w:line="400" w:lineRule="exact"/>
-              <w:ind w:right="298" w:rightChars="93"/>
-              <w:jc w:val="right"/>
-              <w:rPr>
-                <w:rFonts w:hint="default" w:ascii="方正仿宋简体" w:hAnsi="宋体" w:eastAsia="方正仿宋简体" w:cs="Times New Roman"/>
-                <w:sz w:val="21"/>
-                <w:szCs w:val="21"/>
-                <w:lang w:val="en-US" w:eastAsia="zh-CN"/>
-              </w:rPr>
-            </w:pPr>
-            <w:r>
-              <w:rPr>
-                <w:rFonts w:hint="eastAsia" w:ascii="方正仿宋简体" w:hAnsi="宋体" w:cs="Times New Roman"/>
-                <w:sz w:val="21"/>
-                <w:szCs w:val="21"/>
+                <w:sz w:val="24"/>
+                <w:szCs w:val="24"/>
                 <w:lang w:val="en-US" w:eastAsia="zh-CN"/>
               </w:rPr>
               <w:t>{{上级团组织意见_填写日期}}</w:t>
@@ -1617,13 +1630,83 @@
           </w:tcPr>
           <w:p>
             <w:pPr>
+              <w:keepNext w:val="0"/>
+              <w:keepLines w:val="0"/>
+              <w:pageBreakBefore w:val="0"/>
               <w:widowControl w:val="0"/>
               <w:tabs>
                 <w:tab w:val="left" w:pos="3552"/>
               </w:tabs>
-              <w:spacing w:line="400" w:lineRule="exact"/>
-              <w:ind w:left="0" w:leftChars="0" w:right="-131" w:rightChars="-41" w:firstLine="0" w:firstLineChars="0"/>
-              <w:jc w:val="both"/>
+              <w:kinsoku/>
+              <w:wordWrap/>
+              <w:overflowPunct/>
+              <w:topLinePunct w:val="0"/>
+              <w:autoSpaceDE/>
+              <w:autoSpaceDN/>
+              <w:bidi w:val="0"/>
+              <w:adjustRightInd/>
+              <w:snapToGrid/>
+              <w:spacing w:line="400" w:lineRule="exact"/>
+              <w:ind w:left="0" w:leftChars="0" w:right="-131" w:rightChars="-41" w:firstLine="480" w:firstLineChars="200"/>
+              <w:jc w:val="left"/>
+              <w:textAlignment w:val="auto"/>
+              <w:rPr>
+                <w:rFonts w:hint="default" w:ascii="方正仿宋简体" w:hAnsi="宋体" w:eastAsia="方正仿宋简体" w:cs="Times New Roman"/>
+                <w:sz w:val="24"/>
+                <w:szCs w:val="24"/>
+                <w:lang w:val="en-US" w:eastAsia="zh-CN"/>
+              </w:rPr>
+            </w:pPr>
+            <w:r>
+              <w:rPr>
+                <w:rFonts w:hint="eastAsia" w:ascii="方正仿宋简体" w:hAnsi="宋体" w:cs="Times New Roman"/>
+                <w:sz w:val="24"/>
+                <w:szCs w:val="24"/>
+                <w:lang w:val="en-US" w:eastAsia="zh-CN"/>
+              </w:rPr>
+              <w:t>{{党组织意见_意见内容}}</w:t>
+            </w:r>
+          </w:p>
+          <w:p>
+            <w:pPr>
+              <w:widowControl w:val="0"/>
+              <w:spacing w:line="400" w:lineRule="exact"/>
+              <w:ind w:left="-67" w:leftChars="-21" w:right="-131" w:rightChars="-41" w:firstLine="1440" w:firstLineChars="600"/>
+              <w:jc w:val="right"/>
+              <w:rPr>
+                <w:rFonts w:ascii="方正仿宋简体" w:hAnsi="宋体" w:cs="Times New Roman"/>
+                <w:sz w:val="24"/>
+                <w:szCs w:val="24"/>
+              </w:rPr>
+            </w:pPr>
+          </w:p>
+          <w:p>
+            <w:pPr>
+              <w:widowControl w:val="0"/>
+              <w:spacing w:line="400" w:lineRule="exact"/>
+              <w:ind w:left="0" w:leftChars="0" w:right="765" w:rightChars="239" w:firstLine="0" w:firstLineChars="0"/>
+              <w:jc w:val="right"/>
+              <w:rPr>
+                <w:rFonts w:ascii="方正仿宋简体" w:hAnsi="宋体" w:cs="Times New Roman"/>
+                <w:sz w:val="24"/>
+                <w:szCs w:val="24"/>
+              </w:rPr>
+            </w:pPr>
+            <w:r>
+              <w:rPr>
+                <w:rFonts w:ascii="方正仿宋简体" w:hAnsi="宋体" w:cs="Times New Roman"/>
+                <w:sz w:val="24"/>
+                <w:szCs w:val="24"/>
+              </w:rPr>
+              <w:t>（盖章）</w:t>
+            </w:r>
+          </w:p>
+          <w:p>
+            <w:pPr>
+              <w:widowControl w:val="0"/>
+              <w:spacing w:line="400" w:lineRule="exact"/>
+              <w:ind w:right="-131" w:rightChars="-41" w:firstLine="0"/>
+              <w:jc w:val="right"/>
               <w:rPr>
                 <w:rFonts w:hint="default" w:ascii="方正仿宋简体" w:hAnsi="宋体" w:eastAsia="方正仿宋简体" w:cs="Times New Roman"/>
                 <w:sz w:val="21"/>
@@ -1634,73 +1717,8 @@
             <w:r>
               <w:rPr>
                 <w:rFonts w:hint="eastAsia" w:ascii="方正仿宋简体" w:hAnsi="宋体" w:cs="Times New Roman"/>
-                <w:sz w:val="21"/>
-                <w:szCs w:val="21"/>
-                <w:lang w:val="en-US" w:eastAsia="zh-CN"/>
-              </w:rPr>
-              <w:t>{{党组织意见_意见内容}}</w:t>
-            </w:r>
-          </w:p>
-          <w:p>
-            <w:pPr>
-              <w:widowControl w:val="0"/>
-              <w:spacing w:line="400" w:lineRule="exact"/>
-              <w:ind w:left="-67" w:leftChars="-21" w:right="-131" w:rightChars="-41" w:firstLine="1260" w:firstLineChars="600"/>
-              <w:jc w:val="right"/>
-              <w:rPr>
-                <w:rFonts w:ascii="方正仿宋简体" w:hAnsi="宋体" w:cs="Times New Roman"/>
-                <w:sz w:val="21"/>
-                <w:szCs w:val="21"/>
-              </w:rPr>
-            </w:pPr>
-          </w:p>
-          <w:p>
-            <w:pPr>
-              <w:widowControl w:val="0"/>
-              <w:spacing w:line="400" w:lineRule="exact"/>
-              <w:ind w:right="-131" w:rightChars="-41" w:firstLine="6300" w:firstLineChars="3000"/>
-              <w:jc w:val="both"/>
-              <w:rPr>
-                <w:rFonts w:ascii="方正仿宋简体" w:hAnsi="宋体" w:cs="Times New Roman"/>
-                <w:sz w:val="21"/>
-                <w:szCs w:val="21"/>
-              </w:rPr>
-            </w:pPr>
-            <w:r>
-              <w:rPr>
-                <w:rFonts w:ascii="方正仿宋简体" w:hAnsi="宋体" w:cs="Times New Roman"/>
-                <w:sz w:val="21"/>
-                <w:szCs w:val="21"/>
-              </w:rPr>
-              <w:t>（盖章）</w:t>
-            </w:r>
-          </w:p>
-          <w:p>
-            <w:pPr>
-              <w:widowControl w:val="0"/>
-              <w:spacing w:line="400" w:lineRule="exact"/>
-              <w:ind w:right="-131" w:rightChars="-41" w:firstLine="0"/>
-              <w:jc w:val="both"/>
-              <w:rPr>
-                <w:rFonts w:hint="default" w:ascii="方正仿宋简体" w:hAnsi="宋体" w:eastAsia="方正仿宋简体" w:cs="Times New Roman"/>
-                <w:sz w:val="21"/>
-                <w:szCs w:val="21"/>
-                <w:lang w:val="en-US" w:eastAsia="zh-CN"/>
-              </w:rPr>
-            </w:pPr>
-            <w:r>
-              <w:rPr>
-                <w:rFonts w:ascii="方正仿宋简体" w:hAnsi="宋体" w:cs="Times New Roman"/>
-                <w:sz w:val="21"/>
-                <w:szCs w:val="21"/>
-              </w:rPr>
-              <w:t xml:space="preserve">                                                      </w:t>
-            </w:r>
-            <w:r>
-              <w:rPr>
-                <w:rFonts w:hint="eastAsia" w:ascii="方正仿宋简体" w:hAnsi="宋体" w:cs="Times New Roman"/>
-                <w:sz w:val="21"/>
-                <w:szCs w:val="21"/>
+                <w:sz w:val="24"/>
+                <w:szCs w:val="24"/>
                 <w:lang w:val="en-US" w:eastAsia="zh-CN"/>
               </w:rPr>
               <w:t>{{党组织意见_填写日期}}</w:t>
